--- a/Personal_Documents/Omar/Omar_CV_2.docx
+++ b/Personal_Documents/Omar/Omar_CV_2.docx
@@ -947,7 +947,29 @@
           <w:szCs w:val="21"/>
           <w14:ligatures w14:val="none"/>
         </w:rPr>
-        <w:t>, Design For Test (DFT)</w:t>
+        <w:t xml:space="preserve">, Design </w:t>
+      </w:r>
+      <w:proofErr w:type="gramStart"/>
+      <w:r>
+        <w:rPr>
+          <w:rFonts w:asciiTheme="minorBidi" w:eastAsia="Arial MT" w:hAnsiTheme="minorBidi"/>
+          <w:kern w:val="0"/>
+          <w:sz w:val="21"/>
+          <w:szCs w:val="21"/>
+          <w14:ligatures w14:val="none"/>
+        </w:rPr>
+        <w:t>For</w:t>
+      </w:r>
+      <w:proofErr w:type="gramEnd"/>
+      <w:r>
+        <w:rPr>
+          <w:rFonts w:asciiTheme="minorBidi" w:eastAsia="Arial MT" w:hAnsiTheme="minorBidi"/>
+          <w:kern w:val="0"/>
+          <w:sz w:val="21"/>
+          <w:szCs w:val="21"/>
+          <w14:ligatures w14:val="none"/>
+        </w:rPr>
+        <w:t xml:space="preserve"> Test (DFT)</w:t>
       </w:r>
     </w:p>
     <w:p>
@@ -1886,18 +1908,6 @@
           <w14:ligatures w14:val="none"/>
         </w:rPr>
       </w:pPr>
-      <w:r>
-        <w:rPr>
-          <w:rFonts w:asciiTheme="minorBidi" w:eastAsia="Arial MT" w:hAnsiTheme="minorBidi"/>
-          <w:b/>
-          <w:bCs/>
-          <w:kern w:val="0"/>
-          <w:sz w:val="22"/>
-          <w:szCs w:val="22"/>
-          <w14:ligatures w14:val="none"/>
-        </w:rPr>
-        <w:t>Internships</w:t>
-      </w:r>
     </w:p>
     <w:p>
       <w:pPr>
@@ -1912,6 +1922,95 @@
           <w:b/>
           <w:bCs/>
           <w:kern w:val="0"/>
+          <w:sz w:val="22"/>
+          <w:szCs w:val="22"/>
+          <w14:ligatures w14:val="none"/>
+        </w:rPr>
+      </w:pPr>
+    </w:p>
+    <w:p>
+      <w:pPr>
+        <w:pBdr>
+          <w:bottom w:val="single" w:sz="12" w:space="1" w:color="auto"/>
+        </w:pBdr>
+        <w:spacing w:after="0" w:line="0" w:lineRule="atLeast"/>
+        <w:ind w:right="72"/>
+        <w:jc w:val="both"/>
+        <w:rPr>
+          <w:rFonts w:asciiTheme="minorBidi" w:eastAsia="Arial MT" w:hAnsiTheme="minorBidi"/>
+          <w:b/>
+          <w:bCs/>
+          <w:kern w:val="0"/>
+          <w:sz w:val="22"/>
+          <w:szCs w:val="22"/>
+          <w14:ligatures w14:val="none"/>
+        </w:rPr>
+      </w:pPr>
+    </w:p>
+    <w:p>
+      <w:pPr>
+        <w:pBdr>
+          <w:bottom w:val="single" w:sz="12" w:space="1" w:color="auto"/>
+        </w:pBdr>
+        <w:spacing w:after="0" w:line="0" w:lineRule="atLeast"/>
+        <w:ind w:right="72"/>
+        <w:jc w:val="both"/>
+        <w:rPr>
+          <w:rFonts w:asciiTheme="minorBidi" w:eastAsia="Arial MT" w:hAnsiTheme="minorBidi"/>
+          <w:b/>
+          <w:bCs/>
+          <w:kern w:val="0"/>
+          <w:sz w:val="22"/>
+          <w:szCs w:val="22"/>
+          <w14:ligatures w14:val="none"/>
+        </w:rPr>
+      </w:pPr>
+    </w:p>
+    <w:p>
+      <w:pPr>
+        <w:pBdr>
+          <w:bottom w:val="single" w:sz="12" w:space="1" w:color="auto"/>
+        </w:pBdr>
+        <w:spacing w:after="0" w:line="0" w:lineRule="atLeast"/>
+        <w:ind w:right="72"/>
+        <w:jc w:val="both"/>
+        <w:rPr>
+          <w:rFonts w:asciiTheme="minorBidi" w:eastAsia="Arial MT" w:hAnsiTheme="minorBidi"/>
+          <w:b/>
+          <w:bCs/>
+          <w:kern w:val="0"/>
+          <w:sz w:val="22"/>
+          <w:szCs w:val="22"/>
+          <w14:ligatures w14:val="none"/>
+        </w:rPr>
+      </w:pPr>
+      <w:r>
+        <w:rPr>
+          <w:rFonts w:asciiTheme="minorBidi" w:eastAsia="Arial MT" w:hAnsiTheme="minorBidi"/>
+          <w:b/>
+          <w:bCs/>
+          <w:kern w:val="0"/>
+          <w:sz w:val="22"/>
+          <w:szCs w:val="22"/>
+          <w14:ligatures w14:val="none"/>
+        </w:rPr>
+        <w:lastRenderedPageBreak/>
+        <w:t>Internships</w:t>
+      </w:r>
+    </w:p>
+    <w:p>
+      <w:pPr>
+        <w:pBdr>
+          <w:bottom w:val="single" w:sz="12" w:space="1" w:color="auto"/>
+        </w:pBdr>
+        <w:spacing w:after="0" w:line="0" w:lineRule="atLeast"/>
+        <w:ind w:right="72"/>
+        <w:jc w:val="both"/>
+        <w:rPr>
+          <w:rFonts w:asciiTheme="minorBidi" w:eastAsia="Arial MT" w:hAnsiTheme="minorBidi"/>
+          <w:b/>
+          <w:bCs/>
+          <w:kern w:val="0"/>
           <w:sz w:val="2"/>
           <w:szCs w:val="2"/>
           <w14:ligatures w14:val="none"/>
@@ -2019,7 +2118,6 @@
           <w:szCs w:val="21"/>
           <w14:ligatures w14:val="none"/>
         </w:rPr>
-        <w:lastRenderedPageBreak/>
         <w:t>Digital Design Intern – ONE Lab (2022)</w:t>
       </w:r>
       <w:r>
@@ -3914,8 +4012,8 @@
           <w:rFonts w:asciiTheme="minorBidi" w:hAnsiTheme="minorBidi"/>
           <w:b/>
           <w:bCs/>
-          <w:sz w:val="22"/>
-          <w:szCs w:val="22"/>
+          <w:sz w:val="21"/>
+          <w:szCs w:val="21"/>
           <w:lang w:val="en-US"/>
         </w:rPr>
       </w:pPr>
@@ -3924,11 +4022,33 @@
           <w:rFonts w:asciiTheme="minorBidi" w:hAnsiTheme="minorBidi"/>
           <w:b/>
           <w:bCs/>
-          <w:sz w:val="22"/>
-          <w:szCs w:val="22"/>
+          <w:sz w:val="21"/>
+          <w:szCs w:val="21"/>
           <w:lang w:val="en-US"/>
         </w:rPr>
-        <w:t>Polaris Chip Calibration (System Modeling, Algorithms &amp; Embedded Firmware)</w:t>
+        <w:t>32-Channel Beamformer</w:t>
+      </w:r>
+      <w:r>
+        <w:rPr>
+          <w:rFonts w:asciiTheme="minorBidi" w:hAnsiTheme="minorBidi"/>
+          <w:b/>
+          <w:bCs/>
+          <w:sz w:val="21"/>
+          <w:szCs w:val="21"/>
+          <w:lang w:val="en-US"/>
+        </w:rPr>
+        <w:t xml:space="preserve"> </w:t>
+      </w:r>
+      <w:r>
+        <w:rPr>
+          <w:rFonts w:asciiTheme="minorBidi" w:hAnsiTheme="minorBidi"/>
+          <w:b/>
+          <w:bCs/>
+          <w:sz w:val="21"/>
+          <w:szCs w:val="21"/>
+          <w:lang w:val="en-US"/>
+        </w:rPr>
+        <w:t>Calibration (System Modeling, Algorithms &amp; Embedded Firmware)</w:t>
       </w:r>
     </w:p>
     <w:p>
@@ -3997,7 +4117,15 @@
           <w:sz w:val="21"/>
           <w:szCs w:val="21"/>
         </w:rPr>
-        <w:t xml:space="preserve">end model of the Polaris </w:t>
+        <w:t xml:space="preserve">end model of </w:t>
+      </w:r>
+      <w:r>
+        <w:rPr>
+          <w:rFonts w:asciiTheme="minorBidi" w:hAnsiTheme="minorBidi"/>
+          <w:sz w:val="21"/>
+          <w:szCs w:val="21"/>
+        </w:rPr>
+        <w:t xml:space="preserve">a 32-channel beamformer </w:t>
       </w:r>
       <w:r>
         <w:rPr>
@@ -4054,6 +4182,7 @@
           <w:sz w:val="21"/>
           <w:szCs w:val="21"/>
         </w:rPr>
+        <w:lastRenderedPageBreak/>
         <w:t xml:space="preserve">Designed two calibration </w:t>
       </w:r>
       <w:r>
@@ -4203,16 +4332,7 @@
           <w:sz w:val="21"/>
           <w:szCs w:val="21"/>
         </w:rPr>
-        <w:t xml:space="preserve"> as optimized C firmware, </w:t>
-      </w:r>
-      <w:r>
-        <w:rPr>
-          <w:rFonts w:asciiTheme="minorBidi" w:hAnsiTheme="minorBidi"/>
-          <w:sz w:val="21"/>
-          <w:szCs w:val="21"/>
-        </w:rPr>
-        <w:lastRenderedPageBreak/>
-        <w:t>minimizing runtime and memory footprint and verifying correctness against MATLAB reference vectors</w:t>
+        <w:t xml:space="preserve"> as optimized C firmware, minimizing runtime and memory footprint and verifying correctness against MATLAB reference vectors</w:t>
       </w:r>
     </w:p>
     <w:p>
@@ -5622,20 +5742,83 @@
         <w:jc w:val="both"/>
         <w:rPr>
           <w:rFonts w:asciiTheme="minorBidi" w:hAnsiTheme="minorBidi"/>
-          <w:b/>
-          <w:bCs/>
           <w:sz w:val="22"/>
           <w:szCs w:val="22"/>
         </w:rPr>
       </w:pPr>
-      <w:r>
-        <w:rPr>
-          <w:rFonts w:asciiTheme="minorBidi" w:hAnsiTheme="minorBidi"/>
-          <w:b/>
-          <w:bCs/>
+    </w:p>
+    <w:p>
+      <w:pPr>
+        <w:pBdr>
+          <w:bottom w:val="single" w:sz="12" w:space="1" w:color="auto"/>
+        </w:pBdr>
+        <w:spacing w:after="0" w:line="276" w:lineRule="auto"/>
+        <w:ind w:right="72"/>
+        <w:jc w:val="both"/>
+        <w:rPr>
+          <w:rFonts w:asciiTheme="minorBidi" w:hAnsiTheme="minorBidi"/>
           <w:sz w:val="22"/>
           <w:szCs w:val="22"/>
         </w:rPr>
+      </w:pPr>
+    </w:p>
+    <w:p>
+      <w:pPr>
+        <w:pBdr>
+          <w:bottom w:val="single" w:sz="12" w:space="1" w:color="auto"/>
+        </w:pBdr>
+        <w:spacing w:after="0" w:line="276" w:lineRule="auto"/>
+        <w:ind w:right="72"/>
+        <w:jc w:val="both"/>
+        <w:rPr>
+          <w:rFonts w:asciiTheme="minorBidi" w:hAnsiTheme="minorBidi"/>
+          <w:sz w:val="22"/>
+          <w:szCs w:val="22"/>
+        </w:rPr>
+      </w:pPr>
+    </w:p>
+    <w:p>
+      <w:pPr>
+        <w:pBdr>
+          <w:bottom w:val="single" w:sz="12" w:space="1" w:color="auto"/>
+        </w:pBdr>
+        <w:spacing w:after="0" w:line="276" w:lineRule="auto"/>
+        <w:ind w:right="72"/>
+        <w:jc w:val="both"/>
+        <w:rPr>
+          <w:rFonts w:asciiTheme="minorBidi" w:hAnsiTheme="minorBidi"/>
+          <w:b/>
+          <w:bCs/>
+          <w:sz w:val="22"/>
+          <w:szCs w:val="22"/>
+        </w:rPr>
+      </w:pPr>
+    </w:p>
+    <w:p>
+      <w:pPr>
+        <w:pBdr>
+          <w:bottom w:val="single" w:sz="12" w:space="1" w:color="auto"/>
+        </w:pBdr>
+        <w:spacing w:after="0" w:line="276" w:lineRule="auto"/>
+        <w:ind w:right="72"/>
+        <w:jc w:val="both"/>
+        <w:rPr>
+          <w:rFonts w:asciiTheme="minorBidi" w:hAnsiTheme="minorBidi"/>
+          <w:b/>
+          <w:bCs/>
+          <w:sz w:val="22"/>
+          <w:szCs w:val="22"/>
+        </w:rPr>
+      </w:pPr>
+      <w:r>
+        <w:rPr>
+          <w:rFonts w:asciiTheme="minorBidi" w:hAnsiTheme="minorBidi"/>
+          <w:b/>
+          <w:bCs/>
+          <w:sz w:val="22"/>
+          <w:szCs w:val="22"/>
+        </w:rPr>
+        <w:lastRenderedPageBreak/>
         <w:t>Awards &amp; Honors</w:t>
       </w:r>
     </w:p>
@@ -5885,18 +6068,6 @@
     </w:p>
     <w:p>
       <w:pPr>
-        <w:spacing w:after="0" w:line="276" w:lineRule="auto"/>
-        <w:ind w:right="72"/>
-        <w:jc w:val="both"/>
-        <w:rPr>
-          <w:rFonts w:asciiTheme="minorBidi" w:eastAsia="Symbol" w:hAnsiTheme="minorBidi"/>
-          <w:sz w:val="16"/>
-          <w:szCs w:val="16"/>
-        </w:rPr>
-      </w:pPr>
-    </w:p>
-    <w:p>
-      <w:pPr>
         <w:pBdr>
           <w:bottom w:val="single" w:sz="12" w:space="1" w:color="auto"/>
         </w:pBdr>
@@ -5919,7 +6090,6 @@
           <w:sz w:val="22"/>
           <w:szCs w:val="22"/>
         </w:rPr>
-        <w:lastRenderedPageBreak/>
         <w:t>Leadership &amp; Activities</w:t>
       </w:r>
     </w:p>

--- a/Personal_Documents/Omar/Omar_CV_2.docx
+++ b/Personal_Documents/Omar/Omar_CV_2.docx
@@ -1,6 +1,6 @@
 
 <file path=word/document.xml><?xml version="1.0" encoding="utf-8"?>
-<w:document xmlns:wpc="http://schemas.microsoft.com/office/word/2010/wordprocessingCanvas" xmlns:cx="http://schemas.microsoft.com/office/drawing/2014/chartex" xmlns:cx1="http://schemas.microsoft.com/office/drawing/2015/9/8/chartex" xmlns:cx2="http://schemas.microsoft.com/office/drawing/2015/10/21/chartex" xmlns:cx3="http://schemas.microsoft.com/office/drawing/2016/5/9/chartex" xmlns:cx4="http://schemas.microsoft.com/office/drawing/2016/5/10/chartex" xmlns:cx5="http://schemas.microsoft.com/office/drawing/2016/5/11/chartex" xmlns:cx6="http://schemas.microsoft.com/office/drawing/2016/5/12/chartex" xmlns:cx7="http://schemas.microsoft.com/office/drawing/2016/5/13/chartex" xmlns:cx8="http://schemas.microsoft.com/office/drawing/2016/5/14/chartex" xmlns:mc="http://schemas.openxmlformats.org/markup-compatibility/2006" xmlns:aink="http://schemas.microsoft.com/office/drawing/2016/ink" xmlns:am3d="http://schemas.microsoft.com/office/drawing/2017/model3d" xmlns:o="urn:schemas-microsoft-com:office:office" xmlns:oel="http://schemas.microsoft.com/office/2019/extlst" xmlns:r="http://schemas.openxmlformats.org/officeDocument/2006/relationships" xmlns:m="http://schemas.openxmlformats.org/officeDocument/2006/math" xmlns:v="urn:schemas-microsoft-com:vml" xmlns:wp14="http://schemas.microsoft.com/office/word/2010/wordprocessingDrawing" xmlns:wp="http://schemas.openxmlformats.org/drawingml/2006/wordprocessingDrawing" xmlns:w10="urn:schemas-microsoft-com:office:word" xmlns:w="http://schemas.openxmlformats.org/wordprocessingml/2006/main" xmlns:w14="http://schemas.microsoft.com/office/word/2010/wordml" xmlns:w15="http://schemas.microsoft.com/office/word/2012/wordml" xmlns:w16cex="http://schemas.microsoft.com/office/word/2018/wordml/cex" xmlns:w16cid="http://schemas.microsoft.com/office/word/2016/wordml/cid" xmlns:w16="http://schemas.microsoft.com/office/word/2018/wordml" xmlns:w16du="http://schemas.microsoft.com/office/word/2023/wordml/word16du" xmlns:w16sdtdh="http://schemas.microsoft.com/office/word/2020/wordml/sdtdatahash" xmlns:w16sdtfl="http://schemas.microsoft.com/office/word/2024/wordml/sdtformatlock" xmlns:w16se="http://schemas.microsoft.com/office/word/2015/wordml/symex" xmlns:wpg="http://schemas.microsoft.com/office/word/2010/wordprocessingGroup" xmlns:wpi="http://schemas.microsoft.com/office/word/2010/wordprocessingInk" xmlns:wne="http://schemas.microsoft.com/office/word/2006/wordml" xmlns:wps="http://schemas.microsoft.com/office/word/2010/wordprocessingShape" mc:Ignorable="w14 w15 w16se w16cid w16 w16cex w16sdtdh w16sdtfl w16du wp14">
+<w:document xmlns:wpc="http://schemas.microsoft.com/office/word/2010/wordprocessingCanvas" xmlns:cx="http://schemas.microsoft.com/office/drawing/2014/chartex" xmlns:cx1="http://schemas.microsoft.com/office/drawing/2015/9/8/chartex" xmlns:cx2="http://schemas.microsoft.com/office/drawing/2015/10/21/chartex" xmlns:cx3="http://schemas.microsoft.com/office/drawing/2016/5/9/chartex" xmlns:cx4="http://schemas.microsoft.com/office/drawing/2016/5/10/chartex" xmlns:cx5="http://schemas.microsoft.com/office/drawing/2016/5/11/chartex" xmlns:cx6="http://schemas.microsoft.com/office/drawing/2016/5/12/chartex" xmlns:cx7="http://schemas.microsoft.com/office/drawing/2016/5/13/chartex" xmlns:cx8="http://schemas.microsoft.com/office/drawing/2016/5/14/chartex" xmlns:mc="http://schemas.openxmlformats.org/markup-compatibility/2006" xmlns:aink="http://schemas.microsoft.com/office/drawing/2016/ink" xmlns:am3d="http://schemas.microsoft.com/office/drawing/2017/model3d" xmlns:o="urn:schemas-microsoft-com:office:office" xmlns:oel="http://schemas.microsoft.com/office/2019/extlst" xmlns:r="http://schemas.openxmlformats.org/officeDocument/2006/relationships" xmlns:m="http://schemas.openxmlformats.org/officeDocument/2006/math" xmlns:v="urn:schemas-microsoft-com:vml" xmlns:wp14="http://schemas.microsoft.com/office/word/2010/wordprocessingDrawing" xmlns:wp="http://schemas.openxmlformats.org/drawingml/2006/wordprocessingDrawing" xmlns:w10="urn:schemas-microsoft-com:office:word" xmlns:w="http://schemas.openxmlformats.org/wordprocessingml/2006/main" xmlns:w14="http://schemas.microsoft.com/office/word/2010/wordml" xmlns:w15="http://schemas.microsoft.com/office/word/2012/wordml" xmlns:w16cei="http://schemas.microsoft.com/office/word/2026/wordml/cei" xmlns:w16cex="http://schemas.microsoft.com/office/word/2018/wordml/cex" xmlns:w16cid="http://schemas.microsoft.com/office/word/2016/wordml/cid" xmlns:w16="http://schemas.microsoft.com/office/word/2018/wordml" xmlns:w16du="http://schemas.microsoft.com/office/word/2023/wordml/word16du" xmlns:w16sdtdh="http://schemas.microsoft.com/office/word/2020/wordml/sdtdatahash" xmlns:w16sdtfl="http://schemas.microsoft.com/office/word/2024/wordml/sdtformatlock" xmlns:w16se="http://schemas.microsoft.com/office/word/2015/wordml/symex" xmlns:wpg="http://schemas.microsoft.com/office/word/2010/wordprocessingGroup" xmlns:wpi="http://schemas.microsoft.com/office/word/2010/wordprocessingInk" xmlns:wne="http://schemas.microsoft.com/office/word/2006/wordml" xmlns:wps="http://schemas.microsoft.com/office/word/2010/wordprocessingShape" mc:Ignorable="w14 w15 w16se w16cid w16 w16cex w16sdtdh w16sdtfl w16du wp14">
   <w:body>
     <w:p>
       <w:pPr>
@@ -1636,6 +1636,54 @@
           <w:szCs w:val="21"/>
           <w14:ligatures w14:val="none"/>
         </w:rPr>
+        <w:t xml:space="preserve">Led architecture analysis, technology porting, and SoC integration definition for a </w:t>
+      </w:r>
+      <w:r>
+        <w:rPr>
+          <w:rFonts w:asciiTheme="minorBidi" w:eastAsia="Arial MT" w:hAnsiTheme="minorBidi"/>
+          <w:kern w:val="0"/>
+          <w:sz w:val="21"/>
+          <w:szCs w:val="21"/>
+          <w14:ligatures w14:val="none"/>
+        </w:rPr>
+        <w:t xml:space="preserve">12-GSPs </w:t>
+      </w:r>
+      <w:r>
+        <w:rPr>
+          <w:rFonts w:asciiTheme="minorBidi" w:eastAsia="Arial MT" w:hAnsiTheme="minorBidi"/>
+          <w:kern w:val="0"/>
+          <w:sz w:val="21"/>
+          <w:szCs w:val="21"/>
+          <w14:ligatures w14:val="none"/>
+        </w:rPr>
+        <w:t>16-slice time-interleaved high-speed ADC digital subsystem — migrating from TSMC 16nm to GF 22FDX</w:t>
+      </w:r>
+    </w:p>
+    <w:p>
+      <w:pPr>
+        <w:numPr>
+          <w:ilvl w:val="0"/>
+          <w:numId w:val="1"/>
+        </w:numPr>
+        <w:spacing w:after="0" w:line="276" w:lineRule="auto"/>
+        <w:ind w:right="45"/>
+        <w:jc w:val="both"/>
+        <w:rPr>
+          <w:rFonts w:asciiTheme="minorBidi" w:eastAsia="Arial MT" w:hAnsiTheme="minorBidi"/>
+          <w:kern w:val="0"/>
+          <w:sz w:val="21"/>
+          <w:szCs w:val="21"/>
+          <w14:ligatures w14:val="none"/>
+        </w:rPr>
+      </w:pPr>
+      <w:r>
+        <w:rPr>
+          <w:rFonts w:asciiTheme="minorBidi" w:eastAsia="Arial MT" w:hAnsiTheme="minorBidi"/>
+          <w:kern w:val="0"/>
+          <w:sz w:val="21"/>
+          <w:szCs w:val="21"/>
+          <w14:ligatures w14:val="none"/>
+        </w:rPr>
         <w:t>Performed focused link</w:t>
       </w:r>
       <w:r>
@@ -1927,6 +1975,19 @@
           <w14:ligatures w14:val="none"/>
         </w:rPr>
       </w:pPr>
+      <w:r>
+        <w:rPr>
+          <w:rFonts w:asciiTheme="minorBidi" w:eastAsia="Arial MT" w:hAnsiTheme="minorBidi"/>
+          <w:b/>
+          <w:bCs/>
+          <w:kern w:val="0"/>
+          <w:sz w:val="22"/>
+          <w:szCs w:val="22"/>
+          <w14:ligatures w14:val="none"/>
+        </w:rPr>
+        <w:lastRenderedPageBreak/>
+        <w:t>Internships</w:t>
+      </w:r>
     </w:p>
     <w:p>
       <w:pPr>
@@ -1941,76 +2002,6 @@
           <w:b/>
           <w:bCs/>
           <w:kern w:val="0"/>
-          <w:sz w:val="22"/>
-          <w:szCs w:val="22"/>
-          <w14:ligatures w14:val="none"/>
-        </w:rPr>
-      </w:pPr>
-    </w:p>
-    <w:p>
-      <w:pPr>
-        <w:pBdr>
-          <w:bottom w:val="single" w:sz="12" w:space="1" w:color="auto"/>
-        </w:pBdr>
-        <w:spacing w:after="0" w:line="0" w:lineRule="atLeast"/>
-        <w:ind w:right="72"/>
-        <w:jc w:val="both"/>
-        <w:rPr>
-          <w:rFonts w:asciiTheme="minorBidi" w:eastAsia="Arial MT" w:hAnsiTheme="minorBidi"/>
-          <w:b/>
-          <w:bCs/>
-          <w:kern w:val="0"/>
-          <w:sz w:val="22"/>
-          <w:szCs w:val="22"/>
-          <w14:ligatures w14:val="none"/>
-        </w:rPr>
-      </w:pPr>
-    </w:p>
-    <w:p>
-      <w:pPr>
-        <w:pBdr>
-          <w:bottom w:val="single" w:sz="12" w:space="1" w:color="auto"/>
-        </w:pBdr>
-        <w:spacing w:after="0" w:line="0" w:lineRule="atLeast"/>
-        <w:ind w:right="72"/>
-        <w:jc w:val="both"/>
-        <w:rPr>
-          <w:rFonts w:asciiTheme="minorBidi" w:eastAsia="Arial MT" w:hAnsiTheme="minorBidi"/>
-          <w:b/>
-          <w:bCs/>
-          <w:kern w:val="0"/>
-          <w:sz w:val="22"/>
-          <w:szCs w:val="22"/>
-          <w14:ligatures w14:val="none"/>
-        </w:rPr>
-      </w:pPr>
-      <w:r>
-        <w:rPr>
-          <w:rFonts w:asciiTheme="minorBidi" w:eastAsia="Arial MT" w:hAnsiTheme="minorBidi"/>
-          <w:b/>
-          <w:bCs/>
-          <w:kern w:val="0"/>
-          <w:sz w:val="22"/>
-          <w:szCs w:val="22"/>
-          <w14:ligatures w14:val="none"/>
-        </w:rPr>
-        <w:lastRenderedPageBreak/>
-        <w:t>Internships</w:t>
-      </w:r>
-    </w:p>
-    <w:p>
-      <w:pPr>
-        <w:pBdr>
-          <w:bottom w:val="single" w:sz="12" w:space="1" w:color="auto"/>
-        </w:pBdr>
-        <w:spacing w:after="0" w:line="0" w:lineRule="atLeast"/>
-        <w:ind w:right="72"/>
-        <w:jc w:val="both"/>
-        <w:rPr>
-          <w:rFonts w:asciiTheme="minorBidi" w:eastAsia="Arial MT" w:hAnsiTheme="minorBidi"/>
-          <w:b/>
-          <w:bCs/>
-          <w:kern w:val="0"/>
           <w:sz w:val="2"/>
           <w:szCs w:val="2"/>
           <w14:ligatures w14:val="none"/>
@@ -4353,6 +4344,122 @@
         <w:ind w:right="45"/>
         <w:jc w:val="both"/>
         <w:rPr>
+          <w:rFonts w:asciiTheme="minorBidi" w:hAnsiTheme="minorBidi"/>
+          <w:b/>
+          <w:bCs/>
+          <w:sz w:val="22"/>
+          <w:szCs w:val="22"/>
+        </w:rPr>
+      </w:pPr>
+      <w:r>
+        <w:rPr>
+          <w:rFonts w:asciiTheme="minorBidi" w:hAnsiTheme="minorBidi"/>
+          <w:b/>
+          <w:bCs/>
+          <w:sz w:val="22"/>
+          <w:szCs w:val="22"/>
+        </w:rPr>
+        <w:t>12</w:t>
+      </w:r>
+      <w:r>
+        <w:rPr>
+          <w:rFonts w:asciiTheme="minorBidi" w:hAnsiTheme="minorBidi"/>
+          <w:b/>
+          <w:bCs/>
+          <w:sz w:val="22"/>
+          <w:szCs w:val="22"/>
+        </w:rPr>
+        <w:t>-</w:t>
+      </w:r>
+      <w:r>
+        <w:rPr>
+          <w:rFonts w:asciiTheme="minorBidi" w:hAnsiTheme="minorBidi"/>
+          <w:b/>
+          <w:bCs/>
+          <w:sz w:val="22"/>
+          <w:szCs w:val="22"/>
+        </w:rPr>
+        <w:t>GSPs ADC Subsystem Integration &amp; Cross-Node Technology Migration</w:t>
+      </w:r>
+    </w:p>
+    <w:p>
+      <w:pPr>
+        <w:pStyle w:val="ListParagraph"/>
+        <w:numPr>
+          <w:ilvl w:val="0"/>
+          <w:numId w:val="18"/>
+        </w:numPr>
+        <w:spacing w:after="0" w:line="276" w:lineRule="auto"/>
+        <w:ind w:right="45"/>
+        <w:jc w:val="both"/>
+        <w:rPr>
+          <w:rFonts w:asciiTheme="minorBidi" w:hAnsiTheme="minorBidi"/>
+          <w:sz w:val="21"/>
+          <w:szCs w:val="21"/>
+        </w:rPr>
+      </w:pPr>
+      <w:proofErr w:type="spellStart"/>
+      <w:r>
+        <w:rPr>
+          <w:rFonts w:asciiTheme="minorBidi" w:hAnsiTheme="minorBidi"/>
+          <w:sz w:val="21"/>
+          <w:szCs w:val="21"/>
+        </w:rPr>
+        <w:t>Led</w:t>
+      </w:r>
+      <w:proofErr w:type="spellEnd"/>
+      <w:r>
+        <w:rPr>
+          <w:rFonts w:asciiTheme="minorBidi" w:hAnsiTheme="minorBidi"/>
+          <w:sz w:val="21"/>
+          <w:szCs w:val="21"/>
+        </w:rPr>
+        <w:t xml:space="preserve"> the end-to-end technology migration of a 12 GSPs 16-slice time-interleaved ADC digital subsystem — including its Cortex-M4 processor wrapper — from TSMC 16nm to GF 22FDX, replacing all standard cells, SRAMs, and IO primitives</w:t>
+      </w:r>
+    </w:p>
+    <w:p>
+      <w:pPr>
+        <w:pStyle w:val="ListParagraph"/>
+        <w:numPr>
+          <w:ilvl w:val="0"/>
+          <w:numId w:val="18"/>
+        </w:numPr>
+        <w:spacing w:after="0" w:line="276" w:lineRule="auto"/>
+        <w:ind w:right="45"/>
+        <w:jc w:val="both"/>
+        <w:rPr>
+          <w:rFonts w:asciiTheme="minorBidi" w:hAnsiTheme="minorBidi"/>
+          <w:sz w:val="21"/>
+          <w:szCs w:val="21"/>
+        </w:rPr>
+      </w:pPr>
+      <w:r>
+        <w:rPr>
+          <w:rFonts w:asciiTheme="minorBidi" w:hAnsiTheme="minorBidi"/>
+          <w:sz w:val="21"/>
+          <w:szCs w:val="21"/>
+        </w:rPr>
+        <w:t>Defined the integration architecture for deploying 8 ADC instances into a Cortex-M85 SoC, specifying the bus topology, arbitration protocol, and synchronized capture mechanism</w:t>
+      </w:r>
+    </w:p>
+    <w:p>
+      <w:pPr>
+        <w:spacing w:after="0" w:line="276" w:lineRule="auto"/>
+        <w:ind w:right="45"/>
+        <w:jc w:val="both"/>
+        <w:rPr>
+          <w:rFonts w:asciiTheme="minorBidi" w:hAnsiTheme="minorBidi"/>
+          <w:sz w:val="12"/>
+          <w:szCs w:val="12"/>
+        </w:rPr>
+      </w:pPr>
+    </w:p>
+    <w:p>
+      <w:pPr>
+        <w:spacing w:after="0" w:line="276" w:lineRule="auto"/>
+        <w:ind w:right="45"/>
+        <w:jc w:val="both"/>
+        <w:rPr>
           <w:rFonts w:asciiTheme="minorBidi" w:eastAsia="Arial MT" w:hAnsiTheme="minorBidi"/>
           <w:kern w:val="0"/>
           <w:sz w:val="22"/>
@@ -5674,6 +5781,7 @@
           <w:sz w:val="21"/>
           <w:szCs w:val="21"/>
         </w:rPr>
+        <w:lastRenderedPageBreak/>
         <w:t>5G Development and Evolution Diploma – Siemens EDA</w:t>
       </w:r>
     </w:p>
@@ -5722,18 +5830,6 @@
     </w:p>
     <w:p>
       <w:pPr>
-        <w:spacing w:after="0" w:line="276" w:lineRule="auto"/>
-        <w:ind w:right="72"/>
-        <w:jc w:val="both"/>
-        <w:rPr>
-          <w:rFonts w:asciiTheme="minorBidi" w:hAnsiTheme="minorBidi"/>
-          <w:sz w:val="16"/>
-          <w:szCs w:val="16"/>
-        </w:rPr>
-      </w:pPr>
-    </w:p>
-    <w:p>
-      <w:pPr>
         <w:pBdr>
           <w:bottom w:val="single" w:sz="12" w:space="1" w:color="auto"/>
         </w:pBdr>
@@ -5742,8 +5838,10 @@
         <w:jc w:val="both"/>
         <w:rPr>
           <w:rFonts w:asciiTheme="minorBidi" w:hAnsiTheme="minorBidi"/>
-          <w:sz w:val="22"/>
-          <w:szCs w:val="22"/>
+          <w:b/>
+          <w:bCs/>
+          <w:sz w:val="12"/>
+          <w:szCs w:val="12"/>
         </w:rPr>
       </w:pPr>
     </w:p>
@@ -5757,68 +5855,20 @@
         <w:jc w:val="both"/>
         <w:rPr>
           <w:rFonts w:asciiTheme="minorBidi" w:hAnsiTheme="minorBidi"/>
+          <w:b/>
+          <w:bCs/>
           <w:sz w:val="22"/>
           <w:szCs w:val="22"/>
         </w:rPr>
       </w:pPr>
-    </w:p>
-    <w:p>
-      <w:pPr>
-        <w:pBdr>
-          <w:bottom w:val="single" w:sz="12" w:space="1" w:color="auto"/>
-        </w:pBdr>
-        <w:spacing w:after="0" w:line="276" w:lineRule="auto"/>
-        <w:ind w:right="72"/>
-        <w:jc w:val="both"/>
-        <w:rPr>
-          <w:rFonts w:asciiTheme="minorBidi" w:hAnsiTheme="minorBidi"/>
+      <w:r>
+        <w:rPr>
+          <w:rFonts w:asciiTheme="minorBidi" w:hAnsiTheme="minorBidi"/>
+          <w:b/>
+          <w:bCs/>
           <w:sz w:val="22"/>
           <w:szCs w:val="22"/>
         </w:rPr>
-      </w:pPr>
-    </w:p>
-    <w:p>
-      <w:pPr>
-        <w:pBdr>
-          <w:bottom w:val="single" w:sz="12" w:space="1" w:color="auto"/>
-        </w:pBdr>
-        <w:spacing w:after="0" w:line="276" w:lineRule="auto"/>
-        <w:ind w:right="72"/>
-        <w:jc w:val="both"/>
-        <w:rPr>
-          <w:rFonts w:asciiTheme="minorBidi" w:hAnsiTheme="minorBidi"/>
-          <w:b/>
-          <w:bCs/>
-          <w:sz w:val="22"/>
-          <w:szCs w:val="22"/>
-        </w:rPr>
-      </w:pPr>
-    </w:p>
-    <w:p>
-      <w:pPr>
-        <w:pBdr>
-          <w:bottom w:val="single" w:sz="12" w:space="1" w:color="auto"/>
-        </w:pBdr>
-        <w:spacing w:after="0" w:line="276" w:lineRule="auto"/>
-        <w:ind w:right="72"/>
-        <w:jc w:val="both"/>
-        <w:rPr>
-          <w:rFonts w:asciiTheme="minorBidi" w:hAnsiTheme="minorBidi"/>
-          <w:b/>
-          <w:bCs/>
-          <w:sz w:val="22"/>
-          <w:szCs w:val="22"/>
-        </w:rPr>
-      </w:pPr>
-      <w:r>
-        <w:rPr>
-          <w:rFonts w:asciiTheme="minorBidi" w:hAnsiTheme="minorBidi"/>
-          <w:b/>
-          <w:bCs/>
-          <w:sz w:val="22"/>
-          <w:szCs w:val="22"/>
-        </w:rPr>
-        <w:lastRenderedPageBreak/>
         <w:t>Awards &amp; Honors</w:t>
       </w:r>
     </w:p>
@@ -6525,7 +6575,7 @@
 </file>
 
 <file path=word/numbering.xml><?xml version="1.0" encoding="utf-8"?>
-<w:numbering xmlns:wpc="http://schemas.microsoft.com/office/word/2010/wordprocessingCanvas" xmlns:cx="http://schemas.microsoft.com/office/drawing/2014/chartex" xmlns:cx1="http://schemas.microsoft.com/office/drawing/2015/9/8/chartex" xmlns:cx2="http://schemas.microsoft.com/office/drawing/2015/10/21/chartex" xmlns:cx3="http://schemas.microsoft.com/office/drawing/2016/5/9/chartex" xmlns:cx4="http://schemas.microsoft.com/office/drawing/2016/5/10/chartex" xmlns:cx5="http://schemas.microsoft.com/office/drawing/2016/5/11/chartex" xmlns:cx6="http://schemas.microsoft.com/office/drawing/2016/5/12/chartex" xmlns:cx7="http://schemas.microsoft.com/office/drawing/2016/5/13/chartex" xmlns:cx8="http://schemas.microsoft.com/office/drawing/2016/5/14/chartex" xmlns:mc="http://schemas.openxmlformats.org/markup-compatibility/2006" xmlns:aink="http://schemas.microsoft.com/office/drawing/2016/ink" xmlns:am3d="http://schemas.microsoft.com/office/drawing/2017/model3d" xmlns:o="urn:schemas-microsoft-com:office:office" xmlns:oel="http://schemas.microsoft.com/office/2019/extlst" xmlns:r="http://schemas.openxmlformats.org/officeDocument/2006/relationships" xmlns:m="http://schemas.openxmlformats.org/officeDocument/2006/math" xmlns:v="urn:schemas-microsoft-com:vml" xmlns:wp14="http://schemas.microsoft.com/office/word/2010/wordprocessingDrawing" xmlns:wp="http://schemas.openxmlformats.org/drawingml/2006/wordprocessingDrawing" xmlns:w10="urn:schemas-microsoft-com:office:word" xmlns:w="http://schemas.openxmlformats.org/wordprocessingml/2006/main" xmlns:w14="http://schemas.microsoft.com/office/word/2010/wordml" xmlns:w15="http://schemas.microsoft.com/office/word/2012/wordml" xmlns:w16cex="http://schemas.microsoft.com/office/word/2018/wordml/cex" xmlns:w16cid="http://schemas.microsoft.com/office/word/2016/wordml/cid" xmlns:w16="http://schemas.microsoft.com/office/word/2018/wordml" xmlns:w16du="http://schemas.microsoft.com/office/word/2023/wordml/word16du" xmlns:w16sdtdh="http://schemas.microsoft.com/office/word/2020/wordml/sdtdatahash" xmlns:w16sdtfl="http://schemas.microsoft.com/office/word/2024/wordml/sdtformatlock" xmlns:w16se="http://schemas.microsoft.com/office/word/2015/wordml/symex" xmlns:wpg="http://schemas.microsoft.com/office/word/2010/wordprocessingGroup" xmlns:wpi="http://schemas.microsoft.com/office/word/2010/wordprocessingInk" xmlns:wne="http://schemas.microsoft.com/office/word/2006/wordml" xmlns:wps="http://schemas.microsoft.com/office/word/2010/wordprocessingShape" mc:Ignorable="w14 w15 w16se w16cid w16 w16cex w16sdtdh w16sdtfl w16du wp14">
+<w:numbering xmlns:wpc="http://schemas.microsoft.com/office/word/2010/wordprocessingCanvas" xmlns:cx="http://schemas.microsoft.com/office/drawing/2014/chartex" xmlns:cx1="http://schemas.microsoft.com/office/drawing/2015/9/8/chartex" xmlns:cx2="http://schemas.microsoft.com/office/drawing/2015/10/21/chartex" xmlns:cx3="http://schemas.microsoft.com/office/drawing/2016/5/9/chartex" xmlns:cx4="http://schemas.microsoft.com/office/drawing/2016/5/10/chartex" xmlns:cx5="http://schemas.microsoft.com/office/drawing/2016/5/11/chartex" xmlns:cx6="http://schemas.microsoft.com/office/drawing/2016/5/12/chartex" xmlns:cx7="http://schemas.microsoft.com/office/drawing/2016/5/13/chartex" xmlns:cx8="http://schemas.microsoft.com/office/drawing/2016/5/14/chartex" xmlns:mc="http://schemas.openxmlformats.org/markup-compatibility/2006" xmlns:aink="http://schemas.microsoft.com/office/drawing/2016/ink" xmlns:am3d="http://schemas.microsoft.com/office/drawing/2017/model3d" xmlns:o="urn:schemas-microsoft-com:office:office" xmlns:oel="http://schemas.microsoft.com/office/2019/extlst" xmlns:r="http://schemas.openxmlformats.org/officeDocument/2006/relationships" xmlns:m="http://schemas.openxmlformats.org/officeDocument/2006/math" xmlns:v="urn:schemas-microsoft-com:vml" xmlns:wp14="http://schemas.microsoft.com/office/word/2010/wordprocessingDrawing" xmlns:wp="http://schemas.openxmlformats.org/drawingml/2006/wordprocessingDrawing" xmlns:w10="urn:schemas-microsoft-com:office:word" xmlns:w="http://schemas.openxmlformats.org/wordprocessingml/2006/main" xmlns:w14="http://schemas.microsoft.com/office/word/2010/wordml" xmlns:w15="http://schemas.microsoft.com/office/word/2012/wordml" xmlns:w16cei="http://schemas.microsoft.com/office/word/2026/wordml/cei" xmlns:w16cex="http://schemas.microsoft.com/office/word/2018/wordml/cex" xmlns:w16cid="http://schemas.microsoft.com/office/word/2016/wordml/cid" xmlns:w16="http://schemas.microsoft.com/office/word/2018/wordml" xmlns:w16du="http://schemas.microsoft.com/office/word/2023/wordml/word16du" xmlns:w16sdtdh="http://schemas.microsoft.com/office/word/2020/wordml/sdtdatahash" xmlns:w16sdtfl="http://schemas.microsoft.com/office/word/2024/wordml/sdtformatlock" xmlns:w16se="http://schemas.microsoft.com/office/word/2015/wordml/symex" xmlns:wpg="http://schemas.microsoft.com/office/word/2010/wordprocessingGroup" xmlns:wpi="http://schemas.microsoft.com/office/word/2010/wordprocessingInk" xmlns:wne="http://schemas.microsoft.com/office/word/2006/wordml" xmlns:wps="http://schemas.microsoft.com/office/word/2010/wordprocessingShape" mc:Ignorable="w14 w15 w16se w16cid w16 w16cex w16sdtdh w16sdtfl w16du wp14">
   <w:abstractNum w:abstractNumId="0" w15:restartNumberingAfterBreak="0">
     <w:nsid w:val="0A296C1A"/>
     <w:multiLevelType w:val="hybridMultilevel"/>
@@ -6979,6 +7029,119 @@
     </w:lvl>
   </w:abstractNum>
   <w:abstractNum w:abstractNumId="4" w15:restartNumberingAfterBreak="0">
+    <w:nsid w:val="41231C8A"/>
+    <w:multiLevelType w:val="hybridMultilevel"/>
+    <w:tmpl w:val="2946B14E"/>
+    <w:lvl w:ilvl="0" w:tplc="04090001">
+      <w:start w:val="1"/>
+      <w:numFmt w:val="bullet"/>
+      <w:lvlText w:val=""/>
+      <w:lvlJc w:val="left"/>
+      <w:pPr>
+        <w:ind w:left="720" w:hanging="360"/>
+      </w:pPr>
+      <w:rPr>
+        <w:rFonts w:ascii="Symbol" w:hAnsi="Symbol" w:hint="default"/>
+      </w:rPr>
+    </w:lvl>
+    <w:lvl w:ilvl="1" w:tplc="04090003" w:tentative="1">
+      <w:start w:val="1"/>
+      <w:numFmt w:val="bullet"/>
+      <w:lvlText w:val="o"/>
+      <w:lvlJc w:val="left"/>
+      <w:pPr>
+        <w:ind w:left="1440" w:hanging="360"/>
+      </w:pPr>
+      <w:rPr>
+        <w:rFonts w:ascii="Courier New" w:hAnsi="Courier New" w:cs="Courier New" w:hint="default"/>
+      </w:rPr>
+    </w:lvl>
+    <w:lvl w:ilvl="2" w:tplc="04090005" w:tentative="1">
+      <w:start w:val="1"/>
+      <w:numFmt w:val="bullet"/>
+      <w:lvlText w:val=""/>
+      <w:lvlJc w:val="left"/>
+      <w:pPr>
+        <w:ind w:left="2160" w:hanging="360"/>
+      </w:pPr>
+      <w:rPr>
+        <w:rFonts w:ascii="Wingdings" w:hAnsi="Wingdings" w:hint="default"/>
+      </w:rPr>
+    </w:lvl>
+    <w:lvl w:ilvl="3" w:tplc="04090001" w:tentative="1">
+      <w:start w:val="1"/>
+      <w:numFmt w:val="bullet"/>
+      <w:lvlText w:val=""/>
+      <w:lvlJc w:val="left"/>
+      <w:pPr>
+        <w:ind w:left="2880" w:hanging="360"/>
+      </w:pPr>
+      <w:rPr>
+        <w:rFonts w:ascii="Symbol" w:hAnsi="Symbol" w:hint="default"/>
+      </w:rPr>
+    </w:lvl>
+    <w:lvl w:ilvl="4" w:tplc="04090003" w:tentative="1">
+      <w:start w:val="1"/>
+      <w:numFmt w:val="bullet"/>
+      <w:lvlText w:val="o"/>
+      <w:lvlJc w:val="left"/>
+      <w:pPr>
+        <w:ind w:left="3600" w:hanging="360"/>
+      </w:pPr>
+      <w:rPr>
+        <w:rFonts w:ascii="Courier New" w:hAnsi="Courier New" w:cs="Courier New" w:hint="default"/>
+      </w:rPr>
+    </w:lvl>
+    <w:lvl w:ilvl="5" w:tplc="04090005" w:tentative="1">
+      <w:start w:val="1"/>
+      <w:numFmt w:val="bullet"/>
+      <w:lvlText w:val=""/>
+      <w:lvlJc w:val="left"/>
+      <w:pPr>
+        <w:ind w:left="4320" w:hanging="360"/>
+      </w:pPr>
+      <w:rPr>
+        <w:rFonts w:ascii="Wingdings" w:hAnsi="Wingdings" w:hint="default"/>
+      </w:rPr>
+    </w:lvl>
+    <w:lvl w:ilvl="6" w:tplc="04090001" w:tentative="1">
+      <w:start w:val="1"/>
+      <w:numFmt w:val="bullet"/>
+      <w:lvlText w:val=""/>
+      <w:lvlJc w:val="left"/>
+      <w:pPr>
+        <w:ind w:left="5040" w:hanging="360"/>
+      </w:pPr>
+      <w:rPr>
+        <w:rFonts w:ascii="Symbol" w:hAnsi="Symbol" w:hint="default"/>
+      </w:rPr>
+    </w:lvl>
+    <w:lvl w:ilvl="7" w:tplc="04090003" w:tentative="1">
+      <w:start w:val="1"/>
+      <w:numFmt w:val="bullet"/>
+      <w:lvlText w:val="o"/>
+      <w:lvlJc w:val="left"/>
+      <w:pPr>
+        <w:ind w:left="5760" w:hanging="360"/>
+      </w:pPr>
+      <w:rPr>
+        <w:rFonts w:ascii="Courier New" w:hAnsi="Courier New" w:cs="Courier New" w:hint="default"/>
+      </w:rPr>
+    </w:lvl>
+    <w:lvl w:ilvl="8" w:tplc="04090005" w:tentative="1">
+      <w:start w:val="1"/>
+      <w:numFmt w:val="bullet"/>
+      <w:lvlText w:val=""/>
+      <w:lvlJc w:val="left"/>
+      <w:pPr>
+        <w:ind w:left="6480" w:hanging="360"/>
+      </w:pPr>
+      <w:rPr>
+        <w:rFonts w:ascii="Wingdings" w:hAnsi="Wingdings" w:hint="default"/>
+      </w:rPr>
+    </w:lvl>
+  </w:abstractNum>
+  <w:abstractNum w:abstractNumId="5" w15:restartNumberingAfterBreak="0">
     <w:nsid w:val="42394CA4"/>
     <w:multiLevelType w:val="hybridMultilevel"/>
     <w:tmpl w:val="C4A69F9A"/>
@@ -7091,7 +7254,7 @@
       </w:rPr>
     </w:lvl>
   </w:abstractNum>
-  <w:abstractNum w:abstractNumId="5" w15:restartNumberingAfterBreak="0">
+  <w:abstractNum w:abstractNumId="6" w15:restartNumberingAfterBreak="0">
     <w:nsid w:val="469D45A5"/>
     <w:multiLevelType w:val="hybridMultilevel"/>
     <w:tmpl w:val="F6E08524"/>
@@ -7204,7 +7367,7 @@
       </w:rPr>
     </w:lvl>
   </w:abstractNum>
-  <w:abstractNum w:abstractNumId="6" w15:restartNumberingAfterBreak="0">
+  <w:abstractNum w:abstractNumId="7" w15:restartNumberingAfterBreak="0">
     <w:nsid w:val="4E293A28"/>
     <w:multiLevelType w:val="hybridMultilevel"/>
     <w:tmpl w:val="F7008368"/>
@@ -7319,7 +7482,7 @@
       </w:rPr>
     </w:lvl>
   </w:abstractNum>
-  <w:abstractNum w:abstractNumId="7" w15:restartNumberingAfterBreak="0">
+  <w:abstractNum w:abstractNumId="8" w15:restartNumberingAfterBreak="0">
     <w:nsid w:val="59357EE8"/>
     <w:multiLevelType w:val="hybridMultilevel"/>
     <w:tmpl w:val="618CBBE6"/>
@@ -7433,7 +7596,7 @@
       </w:rPr>
     </w:lvl>
   </w:abstractNum>
-  <w:abstractNum w:abstractNumId="8" w15:restartNumberingAfterBreak="0">
+  <w:abstractNum w:abstractNumId="9" w15:restartNumberingAfterBreak="0">
     <w:nsid w:val="59585A10"/>
     <w:multiLevelType w:val="hybridMultilevel"/>
     <w:tmpl w:val="3B6AAE9E"/>
@@ -7546,7 +7709,7 @@
       </w:rPr>
     </w:lvl>
   </w:abstractNum>
-  <w:abstractNum w:abstractNumId="9" w15:restartNumberingAfterBreak="0">
+  <w:abstractNum w:abstractNumId="10" w15:restartNumberingAfterBreak="0">
     <w:nsid w:val="59E43CCB"/>
     <w:multiLevelType w:val="hybridMultilevel"/>
     <w:tmpl w:val="00D2D264"/>
@@ -7659,7 +7822,7 @@
       </w:rPr>
     </w:lvl>
   </w:abstractNum>
-  <w:abstractNum w:abstractNumId="10" w15:restartNumberingAfterBreak="0">
+  <w:abstractNum w:abstractNumId="11" w15:restartNumberingAfterBreak="0">
     <w:nsid w:val="59F95C35"/>
     <w:multiLevelType w:val="hybridMultilevel"/>
     <w:tmpl w:val="95845734"/>
@@ -7772,7 +7935,7 @@
       </w:rPr>
     </w:lvl>
   </w:abstractNum>
-  <w:abstractNum w:abstractNumId="11" w15:restartNumberingAfterBreak="0">
+  <w:abstractNum w:abstractNumId="12" w15:restartNumberingAfterBreak="0">
     <w:nsid w:val="5C3B7F9B"/>
     <w:multiLevelType w:val="hybridMultilevel"/>
     <w:tmpl w:val="44CCC978"/>
@@ -7885,7 +8048,7 @@
       </w:rPr>
     </w:lvl>
   </w:abstractNum>
-  <w:abstractNum w:abstractNumId="12" w15:restartNumberingAfterBreak="0">
+  <w:abstractNum w:abstractNumId="13" w15:restartNumberingAfterBreak="0">
     <w:nsid w:val="608B0147"/>
     <w:multiLevelType w:val="hybridMultilevel"/>
     <w:tmpl w:val="846EF202"/>
@@ -7998,7 +8161,7 @@
       </w:rPr>
     </w:lvl>
   </w:abstractNum>
-  <w:abstractNum w:abstractNumId="13" w15:restartNumberingAfterBreak="0">
+  <w:abstractNum w:abstractNumId="14" w15:restartNumberingAfterBreak="0">
     <w:nsid w:val="608F1150"/>
     <w:multiLevelType w:val="hybridMultilevel"/>
     <w:tmpl w:val="98F442A0"/>
@@ -8111,7 +8274,7 @@
       </w:rPr>
     </w:lvl>
   </w:abstractNum>
-  <w:abstractNum w:abstractNumId="14" w15:restartNumberingAfterBreak="0">
+  <w:abstractNum w:abstractNumId="15" w15:restartNumberingAfterBreak="0">
     <w:nsid w:val="643A4881"/>
     <w:multiLevelType w:val="hybridMultilevel"/>
     <w:tmpl w:val="DBF00148"/>
@@ -8224,7 +8387,7 @@
       </w:rPr>
     </w:lvl>
   </w:abstractNum>
-  <w:abstractNum w:abstractNumId="15" w15:restartNumberingAfterBreak="0">
+  <w:abstractNum w:abstractNumId="16" w15:restartNumberingAfterBreak="0">
     <w:nsid w:val="74094742"/>
     <w:multiLevelType w:val="hybridMultilevel"/>
     <w:tmpl w:val="61E618F8"/>
@@ -8338,7 +8501,7 @@
       </w:rPr>
     </w:lvl>
   </w:abstractNum>
-  <w:abstractNum w:abstractNumId="16" w15:restartNumberingAfterBreak="0">
+  <w:abstractNum w:abstractNumId="17" w15:restartNumberingAfterBreak="0">
     <w:nsid w:val="7D2E1A1F"/>
     <w:multiLevelType w:val="hybridMultilevel"/>
     <w:tmpl w:val="87AA12EE"/>
@@ -8452,55 +8615,58 @@
     </w:lvl>
   </w:abstractNum>
   <w:num w:numId="1" w16cid:durableId="627708736">
-    <w:abstractNumId w:val="7"/>
+    <w:abstractNumId w:val="8"/>
   </w:num>
   <w:num w:numId="2" w16cid:durableId="1643971366">
     <w:abstractNumId w:val="1"/>
   </w:num>
   <w:num w:numId="3" w16cid:durableId="1749233723">
-    <w:abstractNumId w:val="5"/>
+    <w:abstractNumId w:val="6"/>
   </w:num>
   <w:num w:numId="4" w16cid:durableId="1794058206">
-    <w:abstractNumId w:val="8"/>
+    <w:abstractNumId w:val="9"/>
   </w:num>
   <w:num w:numId="5" w16cid:durableId="635112031">
-    <w:abstractNumId w:val="14"/>
+    <w:abstractNumId w:val="15"/>
   </w:num>
   <w:num w:numId="6" w16cid:durableId="186720357">
-    <w:abstractNumId w:val="16"/>
+    <w:abstractNumId w:val="17"/>
   </w:num>
   <w:num w:numId="7" w16cid:durableId="1889951188">
     <w:abstractNumId w:val="3"/>
   </w:num>
   <w:num w:numId="8" w16cid:durableId="1612973550">
-    <w:abstractNumId w:val="6"/>
+    <w:abstractNumId w:val="7"/>
   </w:num>
   <w:num w:numId="9" w16cid:durableId="823738644">
-    <w:abstractNumId w:val="15"/>
+    <w:abstractNumId w:val="16"/>
   </w:num>
   <w:num w:numId="10" w16cid:durableId="911113433">
-    <w:abstractNumId w:val="9"/>
+    <w:abstractNumId w:val="10"/>
   </w:num>
   <w:num w:numId="11" w16cid:durableId="1441946273">
     <w:abstractNumId w:val="2"/>
   </w:num>
   <w:num w:numId="12" w16cid:durableId="1643463116">
-    <w:abstractNumId w:val="13"/>
+    <w:abstractNumId w:val="14"/>
   </w:num>
   <w:num w:numId="13" w16cid:durableId="1667004865">
-    <w:abstractNumId w:val="4"/>
+    <w:abstractNumId w:val="5"/>
   </w:num>
   <w:num w:numId="14" w16cid:durableId="1197309262">
-    <w:abstractNumId w:val="11"/>
+    <w:abstractNumId w:val="12"/>
   </w:num>
   <w:num w:numId="15" w16cid:durableId="880241860">
-    <w:abstractNumId w:val="12"/>
+    <w:abstractNumId w:val="13"/>
   </w:num>
   <w:num w:numId="16" w16cid:durableId="1949117412">
     <w:abstractNumId w:val="0"/>
   </w:num>
   <w:num w:numId="17" w16cid:durableId="1595476502">
-    <w:abstractNumId w:val="10"/>
+    <w:abstractNumId w:val="11"/>
+  </w:num>
+  <w:num w:numId="18" w16cid:durableId="310210488">
+    <w:abstractNumId w:val="4"/>
   </w:num>
 </w:numbering>
 </file>
